--- a/Classwork_ALevel_20261009.docx
+++ b/Classwork_ALevel_20261009.docx
@@ -175,6 +175,7 @@
                 <w:szCs w:val="18"/>
               </w:rPr>
             </w:pPr>
+            <w:commentRangeStart w:id="1"/>
             <w:r>
               <w:rPr>
                 <w:rFonts w:ascii="Menlo" w:hAnsi="Menlo" w:cs="Menlo"/>
@@ -210,6 +211,13 @@
                 <w:szCs w:val="18"/>
               </w:rPr>
               <w:t>:</w:t>
+            </w:r>
+            <w:commentRangeEnd w:id="1"/>
+            <w:r>
+              <w:rPr>
+                <w:rStyle w:val="CommentReference"/>
+              </w:rPr>
+              <w:commentReference w:id="1"/>
             </w:r>
           </w:p>
           <w:p>
@@ -1584,6 +1592,7 @@
                 <w:szCs w:val="18"/>
               </w:rPr>
             </w:pPr>
+            <w:commentRangeStart w:id="2"/>
             <w:r>
               <w:rPr>
                 <w:rFonts w:ascii="Menlo" w:hAnsi="Menlo" w:cs="Menlo"/>
@@ -1619,6 +1628,13 @@
                 <w:szCs w:val="18"/>
               </w:rPr>
               <w:t>:</w:t>
+            </w:r>
+            <w:commentRangeEnd w:id="2"/>
+            <w:r>
+              <w:rPr>
+                <w:rStyle w:val="CommentReference"/>
+              </w:rPr>
+              <w:commentReference w:id="2"/>
             </w:r>
           </w:p>
           <w:p>
@@ -4925,6 +4941,25 @@
     </w:sectPr>
   </w:body>
 </w:document>
+</file>
+
+<file path=word/comments.xml><?xml version="1.0" encoding="utf-8"?>
+<w:comments xmlns:w="http://schemas.openxmlformats.org/wordprocessingml/2006/main">
+  <w:comment w:id="1" w:author="Teacher" w:date="2026-10-09T20:00:00Z" w:initials="T">
+    <w:p>
+      <w:r>
+        <w:t xml:space="preserve">12/13 - The class declaration and its constructor are correct. One mark is lost because the members' types and access are not annotated: for Python answers you must show that each attribute is private and give its data type, for example `self.__TrainIDNumber = pNumber   # string`. The annotation must be on the member line itself - writing the type on the constructor parameter is not enough. (-1)</w:t>
+      </w:r>
+    </w:p>
+  </w:comment>
+  <w:comment w:id="2" w:author="Teacher" w:date="2026-10-09T20:00:00Z" w:initials="T">
+    <w:p>
+      <w:r>
+        <w:t xml:space="preserve">9/10 - The class and constructor are correct, and you initialise Trains and NumberTrains to 0 as the class description asks. One mark is lost for the same reason as part (a)(i): the four members need their data type and access shown in a comment on the member line itself, for example `self.__StationID = pID   # string`. (-1)</w:t>
+      </w:r>
+    </w:p>
+  </w:comment>
+</w:comments>
 </file>
 
 <file path=word/endnotes.xml><?xml version="1.0" encoding="utf-8"?>
